--- a/STARLAB_Unit_1/Appendixes/Appendix_C_Research_Fields_and_Topic_Bank.docx
+++ b/STARLAB_Unit_1/Appendixes/Appendix_C_Research_Fields_and_Topic_Bank.docx
@@ -4,7 +4,22 @@
   <w:body>
     <w:p>
       <w:pPr>
-        <w:pStyle w:val="Heading1"/>
+        <w:pStyle w:val="STARLABKicker"/>
+      </w:pPr>
+      <w:r>
+        <w:rPr>
+          <w:rFonts w:ascii="Arial" w:hAnsi="Arial" w:eastAsia="Arial" w:cs="Arial"/>
+          <w:color w:val="E31B23"/>
+          <w:sz w:val="18"/>
+          <w:szCs w:val="18"/>
+          <w:b w:val="1"/>
+        </w:rPr>
+        <w:t>STARLAB</w:t>
+      </w:r>
+    </w:p>
+    <w:p>
+      <w:pPr>
+        <w:pStyle w:val="STARLABResourceTitle"/>
         <w:keepNext w:val="0"/>
         <w:keepLines w:val="0"/>
         <w:spacing w:before="480" w:lineRule="auto"/>
@@ -15,27 +30,52 @@
           <w:szCs w:val="46"/>
         </w:rPr>
       </w:pPr>
-      <w:bookmarkStart w:colFirst="0" w:colLast="0" w:name="_og6iv4j2qlm2" w:id="91"/>
-      <w:bookmarkEnd w:id="91"/>
       <w:r>
         <w:rPr>
+          <w:rFonts w:ascii="Arial" w:hAnsi="Arial" w:eastAsia="Arial" w:cs="Arial"/>
+          <w:color w:val="111111"/>
+          <w:sz w:val="38"/>
+          <w:szCs w:val="38"/>
           <w:b w:val="1"/>
-          <w:bCs w:val="1"/>
-          <w:sz w:val="46"/>
-          <w:szCs w:val="46"/>
-          <w:rtl w:val="0"/>
         </w:rPr>
-        <w:t xml:space="preserve">Appendix C: Research Fields and Topic Bank</w:t>
+        <w:t>Research Fields and Topic Bank</w:t>
       </w:r>
     </w:p>
     <w:p>
       <w:pPr>
+        <w:pStyle w:val="STARLABResourceMeta"/>
+      </w:pPr>
+      <w:r>
+        <w:rPr>
+          <w:rFonts w:ascii="Arial" w:hAnsi="Arial" w:eastAsia="Arial" w:cs="Arial"/>
+          <w:color w:val="555555"/>
+          <w:sz w:val="17"/>
+          <w:szCs w:val="17"/>
+          <w:b w:val="1"/>
+        </w:rPr>
+        <w:t>Unit 1 | Appendix C | Week 1 | Required</w:t>
+      </w:r>
+    </w:p>
+    <w:p>
+      <w:pPr>
+        <w:pStyle w:val="STARLABDivider"/>
+        <w:pBdr>
+          <w:bottom w:val="single" w:sz="12" w:space="1" w:color="E31B23"/>
+        </w:pBdr>
+      </w:pPr>
+    </w:p>
+    <w:p>
+      <w:pPr>
         <w:spacing w:after="240" w:before="240" w:lineRule="auto"/>
         <w:rPr/>
       </w:pPr>
       <w:r>
         <w:rPr>
+          <w:rFonts w:ascii="Arial" w:hAnsi="Arial" w:eastAsia="Arial" w:cs="Arial"/>
           <w:rtl w:val="0"/>
+          <w:color w:val="111111"/>
+          <w:sz w:val="18"/>
+          <w:szCs w:val="18"/>
         </w:rPr>
         <w:t xml:space="preserve">The following list is meant to spark ideas, not limit them.</w:t>
       </w:r>
@@ -57,11 +97,13 @@
       <w:bookmarkEnd w:id="92"/>
       <w:r>
         <w:rPr>
+          <w:rFonts w:ascii="Arial" w:hAnsi="Arial" w:eastAsia="Arial" w:cs="Arial"/>
           <w:b w:val="1"/>
           <w:bCs w:val="1"/>
-          <w:sz w:val="34"/>
-          <w:szCs w:val="34"/>
+          <w:sz w:val="22"/>
+          <w:szCs w:val="22"/>
           <w:rtl w:val="0"/>
+          <w:color w:val="111111"/>
         </w:rPr>
         <w:t xml:space="preserve">Biology</w:t>
       </w:r>
@@ -77,7 +119,11 @@
       </w:pPr>
       <w:r>
         <w:rPr>
+          <w:rFonts w:ascii="Arial" w:hAnsi="Arial" w:eastAsia="Arial" w:cs="Arial"/>
           <w:rtl w:val="0"/>
+          <w:color w:val="111111"/>
+          <w:sz w:val="18"/>
+          <w:szCs w:val="18"/>
         </w:rPr>
         <w:t xml:space="preserve">Plant growth</w:t>
       </w:r>
@@ -93,7 +139,11 @@
       </w:pPr>
       <w:r>
         <w:rPr>
+          <w:rFonts w:ascii="Arial" w:hAnsi="Arial" w:eastAsia="Arial" w:cs="Arial"/>
           <w:rtl w:val="0"/>
+          <w:color w:val="111111"/>
+          <w:sz w:val="18"/>
+          <w:szCs w:val="18"/>
         </w:rPr>
         <w:t xml:space="preserve">Microorganisms</w:t>
       </w:r>
@@ -109,7 +159,11 @@
       </w:pPr>
       <w:r>
         <w:rPr>
+          <w:rFonts w:ascii="Arial" w:hAnsi="Arial" w:eastAsia="Arial" w:cs="Arial"/>
           <w:rtl w:val="0"/>
+          <w:color w:val="111111"/>
+          <w:sz w:val="18"/>
+          <w:szCs w:val="18"/>
         </w:rPr>
         <w:t xml:space="preserve">Genetics</w:t>
       </w:r>
@@ -125,7 +179,11 @@
       </w:pPr>
       <w:r>
         <w:rPr>
+          <w:rFonts w:ascii="Arial" w:hAnsi="Arial" w:eastAsia="Arial" w:cs="Arial"/>
           <w:rtl w:val="0"/>
+          <w:color w:val="111111"/>
+          <w:sz w:val="18"/>
+          <w:szCs w:val="18"/>
         </w:rPr>
         <w:t xml:space="preserve">Ecology</w:t>
       </w:r>
@@ -141,7 +199,11 @@
       </w:pPr>
       <w:r>
         <w:rPr>
+          <w:rFonts w:ascii="Arial" w:hAnsi="Arial" w:eastAsia="Arial" w:cs="Arial"/>
           <w:rtl w:val="0"/>
+          <w:color w:val="111111"/>
+          <w:sz w:val="18"/>
+          <w:szCs w:val="18"/>
         </w:rPr>
         <w:t xml:space="preserve">Animal behavior, with ethical restrictions</w:t>
       </w:r>
@@ -157,7 +219,11 @@
       </w:pPr>
       <w:r>
         <w:rPr>
+          <w:rFonts w:ascii="Arial" w:hAnsi="Arial" w:eastAsia="Arial" w:cs="Arial"/>
           <w:rtl w:val="0"/>
+          <w:color w:val="111111"/>
+          <w:sz w:val="18"/>
+          <w:szCs w:val="18"/>
         </w:rPr>
         <w:t xml:space="preserve">Enzymes</w:t>
       </w:r>
@@ -173,7 +239,11 @@
       </w:pPr>
       <w:r>
         <w:rPr>
+          <w:rFonts w:ascii="Arial" w:hAnsi="Arial" w:eastAsia="Arial" w:cs="Arial"/>
           <w:rtl w:val="0"/>
+          <w:color w:val="111111"/>
+          <w:sz w:val="18"/>
+          <w:szCs w:val="18"/>
         </w:rPr>
         <w:t xml:space="preserve">Human physiology, with restrictions</w:t>
       </w:r>
@@ -195,11 +265,13 @@
       <w:bookmarkEnd w:id="93"/>
       <w:r>
         <w:rPr>
+          <w:rFonts w:ascii="Arial" w:hAnsi="Arial" w:eastAsia="Arial" w:cs="Arial"/>
           <w:b w:val="1"/>
           <w:bCs w:val="1"/>
-          <w:sz w:val="34"/>
-          <w:szCs w:val="34"/>
+          <w:sz w:val="22"/>
+          <w:szCs w:val="22"/>
           <w:rtl w:val="0"/>
+          <w:color w:val="111111"/>
         </w:rPr>
         <w:t xml:space="preserve">Chemistry</w:t>
       </w:r>
@@ -215,7 +287,11 @@
       </w:pPr>
       <w:r>
         <w:rPr>
+          <w:rFonts w:ascii="Arial" w:hAnsi="Arial" w:eastAsia="Arial" w:cs="Arial"/>
           <w:rtl w:val="0"/>
+          <w:color w:val="111111"/>
+          <w:sz w:val="18"/>
+          <w:szCs w:val="18"/>
         </w:rPr>
         <w:t xml:space="preserve">Reaction rates</w:t>
       </w:r>
@@ -231,7 +307,11 @@
       </w:pPr>
       <w:r>
         <w:rPr>
+          <w:rFonts w:ascii="Arial" w:hAnsi="Arial" w:eastAsia="Arial" w:cs="Arial"/>
           <w:rtl w:val="0"/>
+          <w:color w:val="111111"/>
+          <w:sz w:val="18"/>
+          <w:szCs w:val="18"/>
         </w:rPr>
         <w:t xml:space="preserve">Materials</w:t>
       </w:r>
@@ -247,7 +327,11 @@
       </w:pPr>
       <w:r>
         <w:rPr>
+          <w:rFonts w:ascii="Arial" w:hAnsi="Arial" w:eastAsia="Arial" w:cs="Arial"/>
           <w:rtl w:val="0"/>
+          <w:color w:val="111111"/>
+          <w:sz w:val="18"/>
+          <w:szCs w:val="18"/>
         </w:rPr>
         <w:t xml:space="preserve">Water quality</w:t>
       </w:r>
@@ -263,7 +347,11 @@
       </w:pPr>
       <w:r>
         <w:rPr>
+          <w:rFonts w:ascii="Arial" w:hAnsi="Arial" w:eastAsia="Arial" w:cs="Arial"/>
           <w:rtl w:val="0"/>
+          <w:color w:val="111111"/>
+          <w:sz w:val="18"/>
+          <w:szCs w:val="18"/>
         </w:rPr>
         <w:t xml:space="preserve">Polymers</w:t>
       </w:r>
@@ -279,7 +367,11 @@
       </w:pPr>
       <w:r>
         <w:rPr>
+          <w:rFonts w:ascii="Arial" w:hAnsi="Arial" w:eastAsia="Arial" w:cs="Arial"/>
           <w:rtl w:val="0"/>
+          <w:color w:val="111111"/>
+          <w:sz w:val="18"/>
+          <w:szCs w:val="18"/>
         </w:rPr>
         <w:t xml:space="preserve">pH and buffers</w:t>
       </w:r>
@@ -295,7 +387,11 @@
       </w:pPr>
       <w:r>
         <w:rPr>
+          <w:rFonts w:ascii="Arial" w:hAnsi="Arial" w:eastAsia="Arial" w:cs="Arial"/>
           <w:rtl w:val="0"/>
+          <w:color w:val="111111"/>
+          <w:sz w:val="18"/>
+          <w:szCs w:val="18"/>
         </w:rPr>
         <w:t xml:space="preserve">Corrosion</w:t>
       </w:r>
@@ -311,7 +407,11 @@
       </w:pPr>
       <w:r>
         <w:rPr>
+          <w:rFonts w:ascii="Arial" w:hAnsi="Arial" w:eastAsia="Arial" w:cs="Arial"/>
           <w:rtl w:val="0"/>
+          <w:color w:val="111111"/>
+          <w:sz w:val="18"/>
+          <w:szCs w:val="18"/>
         </w:rPr>
         <w:t xml:space="preserve">Food chemistry</w:t>
       </w:r>
@@ -333,11 +433,13 @@
       <w:bookmarkEnd w:id="94"/>
       <w:r>
         <w:rPr>
+          <w:rFonts w:ascii="Arial" w:hAnsi="Arial" w:eastAsia="Arial" w:cs="Arial"/>
           <w:b w:val="1"/>
           <w:bCs w:val="1"/>
-          <w:sz w:val="34"/>
-          <w:szCs w:val="34"/>
+          <w:sz w:val="22"/>
+          <w:szCs w:val="22"/>
           <w:rtl w:val="0"/>
+          <w:color w:val="111111"/>
         </w:rPr>
         <w:t xml:space="preserve">Physics</w:t>
       </w:r>
@@ -353,7 +455,11 @@
       </w:pPr>
       <w:r>
         <w:rPr>
+          <w:rFonts w:ascii="Arial" w:hAnsi="Arial" w:eastAsia="Arial" w:cs="Arial"/>
           <w:rtl w:val="0"/>
+          <w:color w:val="111111"/>
+          <w:sz w:val="18"/>
+          <w:szCs w:val="18"/>
         </w:rPr>
         <w:t xml:space="preserve">Motion</w:t>
       </w:r>
@@ -369,7 +475,11 @@
       </w:pPr>
       <w:r>
         <w:rPr>
+          <w:rFonts w:ascii="Arial" w:hAnsi="Arial" w:eastAsia="Arial" w:cs="Arial"/>
           <w:rtl w:val="0"/>
+          <w:color w:val="111111"/>
+          <w:sz w:val="18"/>
+          <w:szCs w:val="18"/>
         </w:rPr>
         <w:t xml:space="preserve">Energy</w:t>
       </w:r>
@@ -385,7 +495,11 @@
       </w:pPr>
       <w:r>
         <w:rPr>
+          <w:rFonts w:ascii="Arial" w:hAnsi="Arial" w:eastAsia="Arial" w:cs="Arial"/>
           <w:rtl w:val="0"/>
+          <w:color w:val="111111"/>
+          <w:sz w:val="18"/>
+          <w:szCs w:val="18"/>
         </w:rPr>
         <w:t xml:space="preserve">Circuits</w:t>
       </w:r>
@@ -401,7 +515,11 @@
       </w:pPr>
       <w:r>
         <w:rPr>
+          <w:rFonts w:ascii="Arial" w:hAnsi="Arial" w:eastAsia="Arial" w:cs="Arial"/>
           <w:rtl w:val="0"/>
+          <w:color w:val="111111"/>
+          <w:sz w:val="18"/>
+          <w:szCs w:val="18"/>
         </w:rPr>
         <w:t xml:space="preserve">Optics</w:t>
       </w:r>
@@ -417,7 +535,11 @@
       </w:pPr>
       <w:r>
         <w:rPr>
+          <w:rFonts w:ascii="Arial" w:hAnsi="Arial" w:eastAsia="Arial" w:cs="Arial"/>
           <w:rtl w:val="0"/>
+          <w:color w:val="111111"/>
+          <w:sz w:val="18"/>
+          <w:szCs w:val="18"/>
         </w:rPr>
         <w:t xml:space="preserve">Sound</w:t>
       </w:r>
@@ -433,7 +555,11 @@
       </w:pPr>
       <w:r>
         <w:rPr>
+          <w:rFonts w:ascii="Arial" w:hAnsi="Arial" w:eastAsia="Arial" w:cs="Arial"/>
           <w:rtl w:val="0"/>
+          <w:color w:val="111111"/>
+          <w:sz w:val="18"/>
+          <w:szCs w:val="18"/>
         </w:rPr>
         <w:t xml:space="preserve">Fluids</w:t>
       </w:r>
@@ -449,7 +575,11 @@
       </w:pPr>
       <w:r>
         <w:rPr>
+          <w:rFonts w:ascii="Arial" w:hAnsi="Arial" w:eastAsia="Arial" w:cs="Arial"/>
           <w:rtl w:val="0"/>
+          <w:color w:val="111111"/>
+          <w:sz w:val="18"/>
+          <w:szCs w:val="18"/>
         </w:rPr>
         <w:t xml:space="preserve">Magnetism</w:t>
       </w:r>
@@ -465,7 +595,11 @@
       </w:pPr>
       <w:r>
         <w:rPr>
+          <w:rFonts w:ascii="Arial" w:hAnsi="Arial" w:eastAsia="Arial" w:cs="Arial"/>
           <w:rtl w:val="0"/>
+          <w:color w:val="111111"/>
+          <w:sz w:val="18"/>
+          <w:szCs w:val="18"/>
         </w:rPr>
         <w:t xml:space="preserve">Materials testing</w:t>
       </w:r>
@@ -487,11 +621,13 @@
       <w:bookmarkEnd w:id="95"/>
       <w:r>
         <w:rPr>
+          <w:rFonts w:ascii="Arial" w:hAnsi="Arial" w:eastAsia="Arial" w:cs="Arial"/>
           <w:b w:val="1"/>
           <w:bCs w:val="1"/>
-          <w:sz w:val="34"/>
-          <w:szCs w:val="34"/>
+          <w:sz w:val="22"/>
+          <w:szCs w:val="22"/>
           <w:rtl w:val="0"/>
+          <w:color w:val="111111"/>
         </w:rPr>
         <w:t xml:space="preserve">Engineering</w:t>
       </w:r>
@@ -507,7 +643,11 @@
       </w:pPr>
       <w:r>
         <w:rPr>
+          <w:rFonts w:ascii="Arial" w:hAnsi="Arial" w:eastAsia="Arial" w:cs="Arial"/>
           <w:rtl w:val="0"/>
+          <w:color w:val="111111"/>
+          <w:sz w:val="18"/>
+          <w:szCs w:val="18"/>
         </w:rPr>
         <w:t xml:space="preserve">Prototype design</w:t>
       </w:r>
@@ -523,7 +663,11 @@
       </w:pPr>
       <w:r>
         <w:rPr>
+          <w:rFonts w:ascii="Arial" w:hAnsi="Arial" w:eastAsia="Arial" w:cs="Arial"/>
           <w:rtl w:val="0"/>
+          <w:color w:val="111111"/>
+          <w:sz w:val="18"/>
+          <w:szCs w:val="18"/>
         </w:rPr>
         <w:t xml:space="preserve">Robotics</w:t>
       </w:r>
@@ -539,7 +683,11 @@
       </w:pPr>
       <w:r>
         <w:rPr>
+          <w:rFonts w:ascii="Arial" w:hAnsi="Arial" w:eastAsia="Arial" w:cs="Arial"/>
           <w:rtl w:val="0"/>
+          <w:color w:val="111111"/>
+          <w:sz w:val="18"/>
+          <w:szCs w:val="18"/>
         </w:rPr>
         <w:t xml:space="preserve">Structures</w:t>
       </w:r>
@@ -555,7 +703,11 @@
       </w:pPr>
       <w:r>
         <w:rPr>
+          <w:rFonts w:ascii="Arial" w:hAnsi="Arial" w:eastAsia="Arial" w:cs="Arial"/>
           <w:rtl w:val="0"/>
+          <w:color w:val="111111"/>
+          <w:sz w:val="18"/>
+          <w:szCs w:val="18"/>
         </w:rPr>
         <w:t xml:space="preserve">Filtration</w:t>
       </w:r>
@@ -571,7 +723,11 @@
       </w:pPr>
       <w:r>
         <w:rPr>
+          <w:rFonts w:ascii="Arial" w:hAnsi="Arial" w:eastAsia="Arial" w:cs="Arial"/>
           <w:rtl w:val="0"/>
+          <w:color w:val="111111"/>
+          <w:sz w:val="18"/>
+          <w:szCs w:val="18"/>
         </w:rPr>
         <w:t xml:space="preserve">Sensors</w:t>
       </w:r>
@@ -587,7 +743,11 @@
       </w:pPr>
       <w:r>
         <w:rPr>
+          <w:rFonts w:ascii="Arial" w:hAnsi="Arial" w:eastAsia="Arial" w:cs="Arial"/>
           <w:rtl w:val="0"/>
+          <w:color w:val="111111"/>
+          <w:sz w:val="18"/>
+          <w:szCs w:val="18"/>
         </w:rPr>
         <w:t xml:space="preserve">Assistive technology</w:t>
       </w:r>
@@ -603,7 +763,11 @@
       </w:pPr>
       <w:r>
         <w:rPr>
+          <w:rFonts w:ascii="Arial" w:hAnsi="Arial" w:eastAsia="Arial" w:cs="Arial"/>
           <w:rtl w:val="0"/>
+          <w:color w:val="111111"/>
+          <w:sz w:val="18"/>
+          <w:szCs w:val="18"/>
         </w:rPr>
         <w:t xml:space="preserve">Renewable energy devices</w:t>
       </w:r>
@@ -619,7 +783,11 @@
       </w:pPr>
       <w:r>
         <w:rPr>
+          <w:rFonts w:ascii="Arial" w:hAnsi="Arial" w:eastAsia="Arial" w:cs="Arial"/>
           <w:rtl w:val="0"/>
+          <w:color w:val="111111"/>
+          <w:sz w:val="18"/>
+          <w:szCs w:val="18"/>
         </w:rPr>
         <w:t xml:space="preserve">Manufacturing and 3D printing</w:t>
       </w:r>
@@ -641,11 +809,13 @@
       <w:bookmarkEnd w:id="96"/>
       <w:r>
         <w:rPr>
+          <w:rFonts w:ascii="Arial" w:hAnsi="Arial" w:eastAsia="Arial" w:cs="Arial"/>
           <w:b w:val="1"/>
           <w:bCs w:val="1"/>
-          <w:sz w:val="34"/>
-          <w:szCs w:val="34"/>
+          <w:sz w:val="22"/>
+          <w:szCs w:val="22"/>
           <w:rtl w:val="0"/>
+          <w:color w:val="111111"/>
         </w:rPr>
         <w:t xml:space="preserve">Environmental Science</w:t>
       </w:r>
@@ -661,7 +831,11 @@
       </w:pPr>
       <w:r>
         <w:rPr>
+          <w:rFonts w:ascii="Arial" w:hAnsi="Arial" w:eastAsia="Arial" w:cs="Arial"/>
           <w:rtl w:val="0"/>
+          <w:color w:val="111111"/>
+          <w:sz w:val="18"/>
+          <w:szCs w:val="18"/>
         </w:rPr>
         <w:t xml:space="preserve">Soil quality</w:t>
       </w:r>
@@ -677,7 +851,11 @@
       </w:pPr>
       <w:r>
         <w:rPr>
+          <w:rFonts w:ascii="Arial" w:hAnsi="Arial" w:eastAsia="Arial" w:cs="Arial"/>
           <w:rtl w:val="0"/>
+          <w:color w:val="111111"/>
+          <w:sz w:val="18"/>
+          <w:szCs w:val="18"/>
         </w:rPr>
         <w:t xml:space="preserve">Water quality</w:t>
       </w:r>
@@ -693,7 +871,11 @@
       </w:pPr>
       <w:r>
         <w:rPr>
+          <w:rFonts w:ascii="Arial" w:hAnsi="Arial" w:eastAsia="Arial" w:cs="Arial"/>
           <w:rtl w:val="0"/>
+          <w:color w:val="111111"/>
+          <w:sz w:val="18"/>
+          <w:szCs w:val="18"/>
         </w:rPr>
         <w:t xml:space="preserve">Air quality</w:t>
       </w:r>
@@ -709,7 +891,11 @@
       </w:pPr>
       <w:r>
         <w:rPr>
+          <w:rFonts w:ascii="Arial" w:hAnsi="Arial" w:eastAsia="Arial" w:cs="Arial"/>
           <w:rtl w:val="0"/>
+          <w:color w:val="111111"/>
+          <w:sz w:val="18"/>
+          <w:szCs w:val="18"/>
         </w:rPr>
         <w:t xml:space="preserve">Waste reduction</w:t>
       </w:r>
@@ -725,7 +911,11 @@
       </w:pPr>
       <w:r>
         <w:rPr>
+          <w:rFonts w:ascii="Arial" w:hAnsi="Arial" w:eastAsia="Arial" w:cs="Arial"/>
           <w:rtl w:val="0"/>
+          <w:color w:val="111111"/>
+          <w:sz w:val="18"/>
+          <w:szCs w:val="18"/>
         </w:rPr>
         <w:t xml:space="preserve">Microplastics</w:t>
       </w:r>
@@ -741,7 +931,11 @@
       </w:pPr>
       <w:r>
         <w:rPr>
+          <w:rFonts w:ascii="Arial" w:hAnsi="Arial" w:eastAsia="Arial" w:cs="Arial"/>
           <w:rtl w:val="0"/>
+          <w:color w:val="111111"/>
+          <w:sz w:val="18"/>
+          <w:szCs w:val="18"/>
         </w:rPr>
         <w:t xml:space="preserve">Urban heat</w:t>
       </w:r>
@@ -757,7 +951,11 @@
       </w:pPr>
       <w:r>
         <w:rPr>
+          <w:rFonts w:ascii="Arial" w:hAnsi="Arial" w:eastAsia="Arial" w:cs="Arial"/>
           <w:rtl w:val="0"/>
+          <w:color w:val="111111"/>
+          <w:sz w:val="18"/>
+          <w:szCs w:val="18"/>
         </w:rPr>
         <w:t xml:space="preserve">Native plants</w:t>
       </w:r>
@@ -779,11 +977,13 @@
       <w:bookmarkEnd w:id="97"/>
       <w:r>
         <w:rPr>
+          <w:rFonts w:ascii="Arial" w:hAnsi="Arial" w:eastAsia="Arial" w:cs="Arial"/>
           <w:b w:val="1"/>
           <w:bCs w:val="1"/>
-          <w:sz w:val="34"/>
-          <w:szCs w:val="34"/>
+          <w:sz w:val="22"/>
+          <w:szCs w:val="22"/>
           <w:rtl w:val="0"/>
+          <w:color w:val="111111"/>
         </w:rPr>
         <w:t xml:space="preserve">Computer Science and Data Science</w:t>
       </w:r>
@@ -799,7 +999,11 @@
       </w:pPr>
       <w:r>
         <w:rPr>
+          <w:rFonts w:ascii="Arial" w:hAnsi="Arial" w:eastAsia="Arial" w:cs="Arial"/>
           <w:rtl w:val="0"/>
+          <w:color w:val="111111"/>
+          <w:sz w:val="18"/>
+          <w:szCs w:val="18"/>
         </w:rPr>
         <w:t xml:space="preserve">Coding tools</w:t>
       </w:r>
@@ -815,7 +1019,11 @@
       </w:pPr>
       <w:r>
         <w:rPr>
+          <w:rFonts w:ascii="Arial" w:hAnsi="Arial" w:eastAsia="Arial" w:cs="Arial"/>
           <w:rtl w:val="0"/>
+          <w:color w:val="111111"/>
+          <w:sz w:val="18"/>
+          <w:szCs w:val="18"/>
         </w:rPr>
         <w:t xml:space="preserve">Machine learning</w:t>
       </w:r>
@@ -831,7 +1039,11 @@
       </w:pPr>
       <w:r>
         <w:rPr>
+          <w:rFonts w:ascii="Arial" w:hAnsi="Arial" w:eastAsia="Arial" w:cs="Arial"/>
           <w:rtl w:val="0"/>
+          <w:color w:val="111111"/>
+          <w:sz w:val="18"/>
+          <w:szCs w:val="18"/>
         </w:rPr>
         <w:t xml:space="preserve">Data visualization</w:t>
       </w:r>
@@ -847,7 +1059,11 @@
       </w:pPr>
       <w:r>
         <w:rPr>
+          <w:rFonts w:ascii="Arial" w:hAnsi="Arial" w:eastAsia="Arial" w:cs="Arial"/>
           <w:rtl w:val="0"/>
+          <w:color w:val="111111"/>
+          <w:sz w:val="18"/>
+          <w:szCs w:val="18"/>
         </w:rPr>
         <w:t xml:space="preserve">Simulation</w:t>
       </w:r>
@@ -863,7 +1079,11 @@
       </w:pPr>
       <w:r>
         <w:rPr>
+          <w:rFonts w:ascii="Arial" w:hAnsi="Arial" w:eastAsia="Arial" w:cs="Arial"/>
           <w:rtl w:val="0"/>
+          <w:color w:val="111111"/>
+          <w:sz w:val="18"/>
+          <w:szCs w:val="18"/>
         </w:rPr>
         <w:t xml:space="preserve">App development</w:t>
       </w:r>
@@ -879,7 +1099,11 @@
       </w:pPr>
       <w:r>
         <w:rPr>
+          <w:rFonts w:ascii="Arial" w:hAnsi="Arial" w:eastAsia="Arial" w:cs="Arial"/>
           <w:rtl w:val="0"/>
+          <w:color w:val="111111"/>
+          <w:sz w:val="18"/>
+          <w:szCs w:val="18"/>
         </w:rPr>
         <w:t xml:space="preserve">Image recognition</w:t>
       </w:r>
@@ -895,7 +1119,11 @@
       </w:pPr>
       <w:r>
         <w:rPr>
+          <w:rFonts w:ascii="Arial" w:hAnsi="Arial" w:eastAsia="Arial" w:cs="Arial"/>
           <w:rtl w:val="0"/>
+          <w:color w:val="111111"/>
+          <w:sz w:val="18"/>
+          <w:szCs w:val="18"/>
         </w:rPr>
         <w:t xml:space="preserve">Public data analysis</w:t>
       </w:r>
@@ -917,11 +1145,13 @@
       <w:bookmarkEnd w:id="98"/>
       <w:r>
         <w:rPr>
+          <w:rFonts w:ascii="Arial" w:hAnsi="Arial" w:eastAsia="Arial" w:cs="Arial"/>
           <w:b w:val="1"/>
           <w:bCs w:val="1"/>
-          <w:sz w:val="34"/>
-          <w:szCs w:val="34"/>
+          <w:sz w:val="22"/>
+          <w:szCs w:val="22"/>
           <w:rtl w:val="0"/>
+          <w:color w:val="111111"/>
         </w:rPr>
         <w:t xml:space="preserve">Health and Human Performance</w:t>
       </w:r>
@@ -937,7 +1167,11 @@
       </w:pPr>
       <w:r>
         <w:rPr>
+          <w:rFonts w:ascii="Arial" w:hAnsi="Arial" w:eastAsia="Arial" w:cs="Arial"/>
           <w:rtl w:val="0"/>
+          <w:color w:val="111111"/>
+          <w:sz w:val="18"/>
+          <w:szCs w:val="18"/>
         </w:rPr>
         <w:t xml:space="preserve">Exercise physiology</w:t>
       </w:r>
@@ -953,7 +1187,11 @@
       </w:pPr>
       <w:r>
         <w:rPr>
+          <w:rFonts w:ascii="Arial" w:hAnsi="Arial" w:eastAsia="Arial" w:cs="Arial"/>
           <w:rtl w:val="0"/>
+          <w:color w:val="111111"/>
+          <w:sz w:val="18"/>
+          <w:szCs w:val="18"/>
         </w:rPr>
         <w:t xml:space="preserve">Sleep and performance, with ethical restrictions</w:t>
       </w:r>
@@ -969,7 +1207,11 @@
       </w:pPr>
       <w:r>
         <w:rPr>
+          <w:rFonts w:ascii="Arial" w:hAnsi="Arial" w:eastAsia="Arial" w:cs="Arial"/>
           <w:rtl w:val="0"/>
+          <w:color w:val="111111"/>
+          <w:sz w:val="18"/>
+          <w:szCs w:val="18"/>
         </w:rPr>
         <w:t xml:space="preserve">Reaction time</w:t>
       </w:r>
@@ -985,7 +1227,11 @@
       </w:pPr>
       <w:r>
         <w:rPr>
+          <w:rFonts w:ascii="Arial" w:hAnsi="Arial" w:eastAsia="Arial" w:cs="Arial"/>
           <w:rtl w:val="0"/>
+          <w:color w:val="111111"/>
+          <w:sz w:val="18"/>
+          <w:szCs w:val="18"/>
         </w:rPr>
         <w:t xml:space="preserve">Ergonomics</w:t>
       </w:r>
@@ -1001,7 +1247,11 @@
       </w:pPr>
       <w:r>
         <w:rPr>
+          <w:rFonts w:ascii="Arial" w:hAnsi="Arial" w:eastAsia="Arial" w:cs="Arial"/>
           <w:rtl w:val="0"/>
+          <w:color w:val="111111"/>
+          <w:sz w:val="18"/>
+          <w:szCs w:val="18"/>
         </w:rPr>
         <w:t xml:space="preserve">Sports equipment design</w:t>
       </w:r>
@@ -1017,7 +1267,11 @@
       </w:pPr>
       <w:r>
         <w:rPr>
+          <w:rFonts w:ascii="Arial" w:hAnsi="Arial" w:eastAsia="Arial" w:cs="Arial"/>
           <w:rtl w:val="0"/>
+          <w:color w:val="111111"/>
+          <w:sz w:val="18"/>
+          <w:szCs w:val="18"/>
         </w:rPr>
         <w:t xml:space="preserve">Nutrition-related topics, with restrictions</w:t>
       </w:r>
@@ -1039,11 +1293,13 @@
       <w:bookmarkEnd w:id="99"/>
       <w:r>
         <w:rPr>
+          <w:rFonts w:ascii="Arial" w:hAnsi="Arial" w:eastAsia="Arial" w:cs="Arial"/>
           <w:b w:val="1"/>
           <w:bCs w:val="1"/>
-          <w:sz w:val="34"/>
-          <w:szCs w:val="34"/>
+          <w:sz w:val="22"/>
+          <w:szCs w:val="22"/>
           <w:rtl w:val="0"/>
+          <w:color w:val="111111"/>
         </w:rPr>
         <w:t xml:space="preserve">Social Science and Psychology</w:t>
       </w:r>
@@ -1055,7 +1311,11 @@
       </w:pPr>
       <w:r>
         <w:rPr>
+          <w:rFonts w:ascii="Arial" w:hAnsi="Arial" w:eastAsia="Arial" w:cs="Arial"/>
           <w:rtl w:val="0"/>
+          <w:color w:val="111111"/>
+          <w:sz w:val="18"/>
+          <w:szCs w:val="18"/>
         </w:rPr>
         <w:t xml:space="preserve">Projects involving people may require special review and consent. Possible areas include:</w:t>
       </w:r>
@@ -1071,7 +1331,11 @@
       </w:pPr>
       <w:r>
         <w:rPr>
+          <w:rFonts w:ascii="Arial" w:hAnsi="Arial" w:eastAsia="Arial" w:cs="Arial"/>
           <w:rtl w:val="0"/>
+          <w:color w:val="111111"/>
+          <w:sz w:val="18"/>
+          <w:szCs w:val="18"/>
         </w:rPr>
         <w:t xml:space="preserve">Learning strategies</w:t>
       </w:r>
@@ -1087,7 +1351,11 @@
       </w:pPr>
       <w:r>
         <w:rPr>
+          <w:rFonts w:ascii="Arial" w:hAnsi="Arial" w:eastAsia="Arial" w:cs="Arial"/>
           <w:rtl w:val="0"/>
+          <w:color w:val="111111"/>
+          <w:sz w:val="18"/>
+          <w:szCs w:val="18"/>
         </w:rPr>
         <w:t xml:space="preserve">Survey design</w:t>
       </w:r>
@@ -1103,7 +1371,11 @@
       </w:pPr>
       <w:r>
         <w:rPr>
+          <w:rFonts w:ascii="Arial" w:hAnsi="Arial" w:eastAsia="Arial" w:cs="Arial"/>
           <w:rtl w:val="0"/>
+          <w:color w:val="111111"/>
+          <w:sz w:val="18"/>
+          <w:szCs w:val="18"/>
         </w:rPr>
         <w:t xml:space="preserve">Perception</w:t>
       </w:r>
@@ -1119,7 +1391,11 @@
       </w:pPr>
       <w:r>
         <w:rPr>
+          <w:rFonts w:ascii="Arial" w:hAnsi="Arial" w:eastAsia="Arial" w:cs="Arial"/>
           <w:rtl w:val="0"/>
+          <w:color w:val="111111"/>
+          <w:sz w:val="18"/>
+          <w:szCs w:val="18"/>
         </w:rPr>
         <w:t xml:space="preserve">Decision-making</w:t>
       </w:r>
@@ -1135,33 +1411,68 @@
       </w:pPr>
       <w:r>
         <w:rPr>
+          <w:rFonts w:ascii="Arial" w:hAnsi="Arial" w:eastAsia="Arial" w:cs="Arial"/>
           <w:rtl w:val="0"/>
+          <w:color w:val="111111"/>
+          <w:sz w:val="18"/>
+          <w:szCs w:val="18"/>
         </w:rPr>
         <w:t xml:space="preserve">Human-computer interaction</w:t>
       </w:r>
     </w:p>
-    <w:p>
-      <w:pPr>
-        <w:rPr/>
-      </w:pPr>
-      <w:r>
-        <w:pict>
-          <v:rect style="width:0.0pt;height:1.5pt" o:hr="t" o:hrstd="t" o:hralign="center" fillcolor="#A0A0A0" stroked="f"/>
-        </w:pict>
-      </w:r>
-      <w:r>
-        <w:rPr>
-          <w:rtl w:val="0"/>
-        </w:rPr>
-      </w:r>
-    </w:p>
     <w:sectPr>
-      <w:pgSz w:h="15840" w:w="12240" w:orient="portrait"/>
-      <w:pgMar w:bottom="1440" w:top="1440" w:left="1440" w:right="1440" w:header="720" w:footer="720"/>
+      <w:headerReference w:type="default" r:id="rId6"/>
+      <w:footerReference w:type="default" r:id="rId7"/>
+      <w:pgSz w:h="15840" w:w="12240"/>
+      <w:pgMar w:bottom="936" w:top="936" w:left="1440" w:right="1440" w:header="504" w:footer="504"/>
       <w:pgNumType w:start="1"/>
     </w:sectPr>
   </w:body>
 </w:document>
+</file>
+
+<file path=word/footer1.xml><?xml version="1.0" encoding="utf-8"?>
+<w:ftr xmlns:m="http://schemas.openxmlformats.org/officeDocument/2006/math" xmlns:mc="http://schemas.openxmlformats.org/markup-compatibility/2006" xmlns:mo="http://schemas.microsoft.com/office/mac/office/2008/main" xmlns:mv="urn:schemas-microsoft-com:mac:vml" xmlns:o="urn:schemas-microsoft-com:office:office" xmlns:r="http://schemas.openxmlformats.org/officeDocument/2006/relationships" xmlns:v="urn:schemas-microsoft-com:vml" xmlns:w10="urn:schemas-microsoft-com:office:word" xmlns:w14="http://schemas.microsoft.com/office/word/2010/wordml" xmlns:w="http://schemas.openxmlformats.org/wordprocessingml/2006/main" xmlns:wne="http://schemas.microsoft.com/office/word/2006/wordml" xmlns:wp14="http://schemas.microsoft.com/office/word/2010/wordprocessingDrawing" xmlns:wp="http://schemas.openxmlformats.org/drawingml/2006/wordprocessingDrawing" xmlns:wpc="http://schemas.microsoft.com/office/word/2010/wordprocessingCanvas" xmlns:wpg="http://schemas.microsoft.com/office/word/2010/wordprocessingGroup" xmlns:wpi="http://schemas.microsoft.com/office/word/2010/wordprocessingInk" xmlns:wps="http://schemas.microsoft.com/office/word/2010/wordprocessingShape" mc:Ignorable="w14 wp14">
+  <w:p>
+    <w:pPr>
+      <w:pStyle w:val="Footer"/>
+      <w:spacing w:before="40" w:after="0"/>
+      <w:jc w:val="center"/>
+    </w:pPr>
+    <w:r>
+      <w:rPr>
+        <w:rFonts w:ascii="Arial" w:hAnsi="Arial" w:eastAsia="Arial" w:cs="Arial"/>
+        <w:color w:val="555555"/>
+        <w:sz w:val="16"/>
+        <w:szCs w:val="16"/>
+        <w:b w:val="0"/>
+      </w:rPr>
+      <w:t xml:space="preserve">STARLAB | UNIT 1 | APPENDIX C | PAGE </w:t>
+    </w:r>
+    <w:r>
+      <w:rPr>
+        <w:rFonts w:ascii="Arial" w:hAnsi="Arial" w:eastAsia="Arial" w:cs="Arial"/>
+        <w:color w:val="555555"/>
+        <w:sz w:val="16"/>
+        <w:szCs w:val="16"/>
+        <w:b w:val="0"/>
+      </w:rPr>
+      <w:fldChar w:fldCharType="begin"/>
+      <w:instrText xml:space="preserve"> PAGE </w:instrText>
+      <w:fldChar w:fldCharType="end"/>
+    </w:r>
+  </w:p>
+</w:ftr>
+</file>
+
+<file path=word/header1.xml><?xml version="1.0" encoding="utf-8"?>
+<w:hdr xmlns:m="http://schemas.openxmlformats.org/officeDocument/2006/math" xmlns:mc="http://schemas.openxmlformats.org/markup-compatibility/2006" xmlns:mo="http://schemas.microsoft.com/office/mac/office/2008/main" xmlns:mv="urn:schemas-microsoft-com:mac:vml" xmlns:o="urn:schemas-microsoft-com:office:office" xmlns:r="http://schemas.openxmlformats.org/officeDocument/2006/relationships" xmlns:v="urn:schemas-microsoft-com:vml" xmlns:w10="urn:schemas-microsoft-com:office:word" xmlns:w14="http://schemas.microsoft.com/office/word/2010/wordml" xmlns:w="http://schemas.openxmlformats.org/wordprocessingml/2006/main" xmlns:wne="http://schemas.microsoft.com/office/word/2006/wordml" xmlns:wp14="http://schemas.microsoft.com/office/word/2010/wordprocessingDrawing" xmlns:wp="http://schemas.openxmlformats.org/drawingml/2006/wordprocessingDrawing" xmlns:wpc="http://schemas.microsoft.com/office/word/2010/wordprocessingCanvas" xmlns:wpg="http://schemas.microsoft.com/office/word/2010/wordprocessingGroup" xmlns:wpi="http://schemas.microsoft.com/office/word/2010/wordprocessingInk" xmlns:wps="http://schemas.microsoft.com/office/word/2010/wordprocessingShape" mc:Ignorable="w14 wp14">
+  <w:p>
+    <w:pPr>
+      <w:pStyle w:val="Header"/>
+    </w:pPr>
+  </w:p>
+</w:hdr>
 </file>
 
 <file path=word/numbering.xml><?xml version="1.0" encoding="utf-8"?>
@@ -9335,19 +9646,32 @@
   </w:style>
   <w:style w:type="paragraph" w:styleId="Normal" w:default="1">
     <w:name w:val="normal"/>
+    <w:pPr>
+      <w:keepLines w:val="0"/>
+      <w:spacing w:before="0" w:after="40" w:line="240" w:lineRule="auto"/>
+    </w:pPr>
+    <w:rPr>
+      <w:rFonts w:ascii="Arial" w:hAnsi="Arial" w:eastAsia="Arial"/>
+      <w:b w:val="0"/>
+      <w:color w:val="111111"/>
+      <w:sz w:val="18"/>
+    </w:rPr>
   </w:style>
   <w:style w:type="paragraph" w:styleId="Heading1">
     <w:name w:val="heading 1"/>
     <w:basedOn w:val="Normal"/>
     <w:next w:val="Normal"/>
     <w:pPr>
-      <w:keepNext w:val="1"/>
+      <w:keepNext/>
       <w:keepLines w:val="1"/>
       <w:pageBreakBefore w:val="0"/>
-      <w:spacing w:after="120" w:before="400" w:lineRule="auto"/>
+      <w:spacing w:after="60" w:before="180" w:lineRule="auto" w:line="240"/>
     </w:pPr>
     <w:rPr>
-      <w:sz w:val="40"/>
+      <w:rFonts w:ascii="Arial" w:hAnsi="Arial" w:eastAsia="Arial"/>
+      <w:b/>
+      <w:color w:val="E31B23"/>
+      <w:sz w:val="27"/>
       <w:szCs w:val="40"/>
     </w:rPr>
   </w:style>
@@ -9356,15 +9680,17 @@
     <w:basedOn w:val="Normal"/>
     <w:next w:val="Normal"/>
     <w:pPr>
-      <w:keepNext w:val="1"/>
+      <w:keepNext/>
       <w:keepLines w:val="1"/>
       <w:pageBreakBefore w:val="0"/>
-      <w:spacing w:after="120" w:before="360" w:lineRule="auto"/>
+      <w:spacing w:after="40" w:before="120" w:lineRule="auto" w:line="240"/>
     </w:pPr>
     <w:rPr>
-      <w:b w:val="0"/>
+      <w:rFonts w:ascii="Arial" w:hAnsi="Arial" w:eastAsia="Arial"/>
+      <w:b/>
       <w:bCs w:val="0"/>
-      <w:sz w:val="32"/>
+      <w:color w:val="111111"/>
+      <w:sz w:val="22"/>
       <w:szCs w:val="32"/>
     </w:rPr>
   </w:style>
@@ -9373,16 +9699,17 @@
     <w:basedOn w:val="Normal"/>
     <w:next w:val="Normal"/>
     <w:pPr>
-      <w:keepNext w:val="1"/>
+      <w:keepNext/>
       <w:keepLines w:val="1"/>
       <w:pageBreakBefore w:val="0"/>
-      <w:spacing w:after="80" w:before="320" w:lineRule="auto"/>
+      <w:spacing w:after="40" w:before="100" w:lineRule="auto" w:line="240"/>
     </w:pPr>
     <w:rPr>
-      <w:b w:val="0"/>
+      <w:rFonts w:ascii="Arial" w:hAnsi="Arial" w:eastAsia="Arial"/>
+      <w:b/>
       <w:bCs w:val="0"/>
-      <w:color w:val="434343"/>
-      <w:sz w:val="28"/>
+      <w:color w:val="555555"/>
+      <w:sz w:val="20"/>
       <w:szCs w:val="28"/>
     </w:rPr>
   </w:style>
@@ -9525,6 +9852,117 @@
       <w:tblStyleColBandSize w:val="1"/>
       <w:tblCellMar/>
     </w:tblPr>
+  </w:style>
+  <w:style w:type="paragraph" w:customStyle="1" w:styleId="STARLABKicker">
+    <w:name w:val="STARLAB Kicker"/>
+    <w:pPr>
+      <w:spacing w:before="0" w:after="60" w:line="240" w:lineRule="auto"/>
+    </w:pPr>
+    <w:rPr>
+      <w:rFonts w:ascii="Arial" w:hAnsi="Arial" w:eastAsia="Arial"/>
+      <w:b/>
+      <w:caps/>
+      <w:color w:val="E31B23"/>
+      <w:sz w:val="18"/>
+    </w:rPr>
+  </w:style>
+  <w:style w:type="paragraph" w:customStyle="1" w:styleId="STARLABResourceTitle">
+    <w:name w:val="STARLAB Resource Title"/>
+    <w:pPr>
+      <w:spacing w:before="0" w:after="60" w:line="240" w:lineRule="auto"/>
+    </w:pPr>
+    <w:rPr>
+      <w:rFonts w:ascii="Arial" w:hAnsi="Arial" w:eastAsia="Arial"/>
+      <w:b/>
+      <w:color w:val="111111"/>
+      <w:sz w:val="38"/>
+    </w:rPr>
+  </w:style>
+  <w:style w:type="paragraph" w:customStyle="1" w:styleId="STARLABResourceMeta">
+    <w:name w:val="STARLAB Resource Meta"/>
+    <w:pPr>
+      <w:spacing w:before="0" w:after="80" w:line="240" w:lineRule="auto"/>
+    </w:pPr>
+    <w:rPr>
+      <w:rFonts w:ascii="Arial" w:hAnsi="Arial" w:eastAsia="Arial"/>
+      <w:b/>
+      <w:color w:val="555555"/>
+      <w:sz w:val="17"/>
+    </w:rPr>
+  </w:style>
+  <w:style w:type="paragraph" w:customStyle="1" w:styleId="STARLABDivider">
+    <w:name w:val="STARLAB Divider"/>
+    <w:pPr>
+      <w:spacing w:before="0" w:after="160" w:line="240" w:lineRule="auto"/>
+    </w:pPr>
+    <w:rPr>
+      <w:rFonts w:ascii="Arial" w:hAnsi="Arial" w:eastAsia="Arial"/>
+      <w:b w:val="0"/>
+      <w:color w:val="E31B23"/>
+      <w:sz w:val="4"/>
+    </w:rPr>
+  </w:style>
+  <w:style w:type="paragraph" w:customStyle="1" w:styleId="STARLABPrompt">
+    <w:name w:val="STARLAB Prompt"/>
+    <w:pPr>
+      <w:spacing w:before="60" w:after="40" w:line="247" w:lineRule="auto"/>
+    </w:pPr>
+    <w:rPr>
+      <w:rFonts w:ascii="Arial" w:hAnsi="Arial" w:eastAsia="Arial"/>
+      <w:b/>
+      <w:color w:val="111111"/>
+      <w:sz w:val="20"/>
+    </w:rPr>
+  </w:style>
+  <w:style w:type="paragraph" w:customStyle="1" w:styleId="STARLABUseNote">
+    <w:name w:val="STARLAB Use Note"/>
+    <w:pPr>
+      <w:spacing w:before="0" w:after="80" w:line="247" w:lineRule="auto"/>
+    </w:pPr>
+    <w:rPr>
+      <w:rFonts w:ascii="Arial" w:hAnsi="Arial" w:eastAsia="Arial"/>
+      <w:b w:val="0"/>
+      <w:color w:val="555555"/>
+      <w:sz w:val="17"/>
+    </w:rPr>
+  </w:style>
+  <w:style w:type="paragraph" w:customStyle="1" w:styleId="STARLABResponseLine">
+    <w:name w:val="STARLAB Response Line"/>
+    <w:pPr>
+      <w:spacing w:before="0" w:after="60" w:line="240" w:lineRule="auto"/>
+    </w:pPr>
+    <w:rPr>
+      <w:rFonts w:ascii="Arial" w:hAnsi="Arial" w:eastAsia="Arial"/>
+      <w:b w:val="0"/>
+      <w:color w:val="111111"/>
+      <w:sz w:val="20"/>
+    </w:rPr>
+  </w:style>
+  <w:style w:type="paragraph" w:customStyle="1" w:styleId="ListBullet">
+    <w:name w:val="List Bullet"/>
+    <w:pPr>
+      <w:spacing w:before="0" w:after="40" w:line="240" w:lineRule="auto"/>
+      <w:ind w:left="547" w:hanging="274"/>
+    </w:pPr>
+    <w:rPr>
+      <w:rFonts w:ascii="Arial" w:hAnsi="Arial" w:eastAsia="Arial"/>
+      <w:b w:val="0"/>
+      <w:color w:val="111111"/>
+      <w:sz w:val="18"/>
+    </w:rPr>
+  </w:style>
+  <w:style w:type="paragraph" w:customStyle="1" w:styleId="ListNumber">
+    <w:name w:val="List Number"/>
+    <w:pPr>
+      <w:spacing w:before="0" w:after="40" w:line="240" w:lineRule="auto"/>
+      <w:ind w:left="547" w:hanging="274"/>
+    </w:pPr>
+    <w:rPr>
+      <w:rFonts w:ascii="Arial" w:hAnsi="Arial" w:eastAsia="Arial"/>
+      <w:b w:val="0"/>
+      <w:color w:val="111111"/>
+      <w:sz w:val="18"/>
+    </w:rPr>
   </w:style>
 </w:styles>
 </file>
